--- a/t32_s4.docx
+++ b/t32_s4.docx
@@ -3,2348 +3,998 @@
 <w:document xmlns:wpc="http://schemas.microsoft.com/office/word/2010/wordprocessingCanvas" xmlns:mo="http://schemas.microsoft.com/office/mac/office/2008/main" xmlns:mc="http://schemas.openxmlformats.org/markup-compatibility/2006" xmlns:mv="urn:schemas-microsoft-com:mac:vml" xmlns:o="urn:schemas-microsoft-com:office:office" xmlns:r="http://schemas.openxmlformats.org/officeDocument/2006/relationships" xmlns:m="http://schemas.openxmlformats.org/officeDocument/2006/math" xmlns:v="urn:schemas-microsoft-com:vml" xmlns:wp14="http://schemas.microsoft.com/office/word/2010/wordprocessingDrawing" xmlns:wp="http://schemas.openxmlformats.org/drawingml/2006/wordprocessingDrawing" xmlns:w10="urn:schemas-microsoft-com:office:word" xmlns:w="http://schemas.openxmlformats.org/wordprocessingml/2006/main" xmlns:w14="http://schemas.microsoft.com/office/word/2010/wordml" xmlns:wpg="http://schemas.microsoft.com/office/word/2010/wordprocessingGroup" xmlns:wpi="http://schemas.microsoft.com/office/word/2010/wordprocessingInk" xmlns:wne="http://schemas.microsoft.com/office/word/2006/wordml" xmlns:wps="http://schemas.microsoft.com/office/word/2010/wordprocessingShape" mc:Ignorable="w14 wp14">
   <w:body>
     <w:p>
-      <w:pPr>
-        <w:spacing w:after="40" w:before="120"/>
-      </w:pPr>
       <w:r>
-        <w:rPr>
-          <w:b w:val="0"/>
-          <w:i w:val="0"/>
-          <w:sz w:val="22"/>
-        </w:rPr>
-        <w:t>Question: A client with COPD is taught pursed-lip breathing. What is the primary purpose of this technique?</w:t>
+        <w:t xml:space="preserve">Question: A client at 37 weeks gestation is in labor. The fetal heart rate baseline is 150 beats per minute with moderate variability and accelerations. The nurse interprets this pattern as:</w:t>
       </w:r>
     </w:p>
     <w:p>
-      <w:pPr>
-        <w:spacing w:after="0" w:before="0"/>
-      </w:pPr>
       <w:r>
-        <w:rPr>
-          <w:b w:val="0"/>
-          <w:i w:val="0"/>
-          <w:sz w:val="22"/>
-        </w:rPr>
-        <w:t>(a) To increase oxygen concentration in the inspired air</w:t>
+        <w:t xml:space="preserve">(a) Reassuring</w:t>
       </w:r>
     </w:p>
     <w:p>
-      <w:pPr>
-        <w:spacing w:after="0" w:before="0"/>
-      </w:pPr>
       <w:r>
-        <w:rPr>
-          <w:b w:val="0"/>
-          <w:i w:val="0"/>
-          <w:sz w:val="22"/>
-        </w:rPr>
-        <w:t>(b) To prolong expiration, keep airways open, and reduce air trapping</w:t>
+        <w:t xml:space="preserve">(b) Concerning</w:t>
       </w:r>
     </w:p>
     <w:p>
-      <w:pPr>
-        <w:spacing w:after="0" w:before="0"/>
-      </w:pPr>
       <w:r>
-        <w:rPr>
-          <w:b w:val="0"/>
-          <w:i w:val="0"/>
-          <w:sz w:val="22"/>
-        </w:rPr>
-        <w:t>(c) To strengthen the diaphragm during inspiration</w:t>
+        <w:t xml:space="preserve">(c) Indicating fetal distress</w:t>
       </w:r>
     </w:p>
     <w:p>
-      <w:pPr>
-        <w:spacing w:after="0" w:before="0"/>
-      </w:pPr>
       <w:r>
-        <w:rPr>
-          <w:b w:val="0"/>
-          <w:i w:val="0"/>
-          <w:sz w:val="22"/>
-        </w:rPr>
-        <w:t>(d) To clear secretions from the lower airways</w:t>
+        <w:t xml:space="preserve">(d) Late decelerations</w:t>
       </w:r>
     </w:p>
     <w:p>
-      <w:pPr>
-        <w:spacing w:after="0" w:before="40"/>
-      </w:pPr>
       <w:r>
-        <w:rPr>
-          <w:b/>
-          <w:i w:val="0"/>
-          <w:sz w:val="22"/>
-        </w:rPr>
-        <w:t>Answer: b</w:t>
+        <w:t xml:space="preserve">Answer: a</w:t>
       </w:r>
     </w:p>
     <w:p>
-      <w:pPr>
-        <w:spacing w:after="0" w:before="0"/>
-      </w:pPr>
       <w:r>
-        <w:rPr>
-          <w:b w:val="0"/>
-          <w:i w:val="0"/>
-          <w:sz w:val="21"/>
-        </w:rPr>
-        <w:t>Solution: Pursed-lip breathing creates back-pressure that keeps small airways open longer during expiration, prolonging expiration, reducing air trapping and dyspnea. It does not change the oxygen concentration of inspired air.</w:t>
+        <w:t xml:space="preserve">Solution: A baseline of 110–160 bpm with moderate variability and accelerations is a reassuring fetal heart rate pattern. Late or severe variable decelerations would indicate distress.</w:t>
       </w:r>
     </w:p>
     <w:p>
-      <w:pPr>
-        <w:spacing w:after="0" w:before="0"/>
-      </w:pPr>
       <w:r>
-        <w:rPr>
-          <w:b w:val="0"/>
-          <w:i w:val="0"/>
-          <w:sz w:val="20"/>
-        </w:rPr>
-        <w:t>Positive Marks: 1</w:t>
+        <w:t xml:space="preserve">Positive Marks: 1</w:t>
       </w:r>
     </w:p>
     <w:p>
-      <w:pPr>
-        <w:spacing w:after="160" w:before="0"/>
-      </w:pPr>
       <w:r>
-        <w:rPr>
-          <w:b w:val="0"/>
-          <w:i w:val="0"/>
-          <w:sz w:val="20"/>
-        </w:rPr>
-        <w:t>Negative Marks: 0.25</w:t>
+        <w:t xml:space="preserve">Negative Marks: 0.25</w:t>
       </w:r>
     </w:p>
     <w:p>
-      <w:pPr>
-        <w:spacing w:after="40" w:before="120"/>
-      </w:pPr>
       <w:r>
-        <w:rPr>
-          <w:b w:val="0"/>
-          <w:i w:val="0"/>
-          <w:sz w:val="22"/>
-        </w:rPr>
-        <w:t>Question: A client with diabetic ketoacidosis is breathing deeply and rapidly with a fruity odor on the breath. Which acid-base imbalance is most consistent with these findings?</w:t>
+        <w:t xml:space="preserve"/>
       </w:r>
     </w:p>
     <w:p>
-      <w:pPr>
-        <w:spacing w:after="0" w:before="0"/>
-      </w:pPr>
       <w:r>
-        <w:rPr>
-          <w:b w:val="0"/>
-          <w:i w:val="0"/>
-          <w:sz w:val="22"/>
-        </w:rPr>
-        <w:t>(a) Respiratory acidosis</w:t>
+        <w:t xml:space="preserve">Question: A postpartum client who delivered 6 hours ago has a boggy fundus that is displaced to the right. The priority nursing action is:</w:t>
       </w:r>
     </w:p>
     <w:p>
-      <w:pPr>
-        <w:spacing w:after="0" w:before="0"/>
-      </w:pPr>
       <w:r>
-        <w:rPr>
-          <w:b w:val="0"/>
-          <w:i w:val="0"/>
-          <w:sz w:val="22"/>
-        </w:rPr>
-        <w:t>(b) Metabolic acidosis</w:t>
+        <w:t xml:space="preserve">(a) Empty the bladder and massage the fundus</w:t>
       </w:r>
     </w:p>
     <w:p>
-      <w:pPr>
-        <w:spacing w:after="0" w:before="0"/>
-      </w:pPr>
       <w:r>
-        <w:rPr>
-          <w:b w:val="0"/>
-          <w:i w:val="0"/>
-          <w:sz w:val="22"/>
-        </w:rPr>
-        <w:t>(c) Respiratory alkalosis</w:t>
+        <w:t xml:space="preserve">(b) Notify the physician immediately</w:t>
       </w:r>
     </w:p>
     <w:p>
-      <w:pPr>
-        <w:spacing w:after="0" w:before="0"/>
-      </w:pPr>
       <w:r>
-        <w:rPr>
-          <w:b w:val="0"/>
-          <w:i w:val="0"/>
-          <w:sz w:val="22"/>
-        </w:rPr>
-        <w:t>(d) Metabolic alkalosis</w:t>
+        <w:t xml:space="preserve">(c) Apply an ice pack to the abdomen</w:t>
       </w:r>
     </w:p>
     <w:p>
-      <w:pPr>
-        <w:spacing w:after="0" w:before="40"/>
-      </w:pPr>
       <w:r>
-        <w:rPr>
-          <w:b/>
-          <w:i w:val="0"/>
-          <w:sz w:val="22"/>
-        </w:rPr>
-        <w:t>Answer: b</w:t>
+        <w:t xml:space="preserve">(d) Place the client in Trendelenburg position</w:t>
       </w:r>
     </w:p>
     <w:p>
-      <w:pPr>
-        <w:spacing w:after="0" w:before="0"/>
-      </w:pPr>
       <w:r>
-        <w:rPr>
-          <w:b w:val="0"/>
-          <w:i w:val="0"/>
-          <w:sz w:val="21"/>
-        </w:rPr>
-        <w:t>Solution: DKA produces metabolic acidosis from ketone accumulation; Kussmaul respirations (deep, rapid breathing) are a compensatory attempt to blow off CO2, and the fruity odor comes from acetone. This is metabolic acidosis with respiratory compensation.</w:t>
+        <w:t xml:space="preserve">Answer: a</w:t>
       </w:r>
     </w:p>
     <w:p>
-      <w:pPr>
-        <w:spacing w:after="0" w:before="0"/>
-      </w:pPr>
       <w:r>
-        <w:rPr>
-          <w:b w:val="0"/>
-          <w:i w:val="0"/>
-          <w:sz w:val="20"/>
-        </w:rPr>
-        <w:t>Positive Marks: 1</w:t>
+        <w:t xml:space="preserve">Solution: A boggy, displaced fundus usually indicates a full bladder pushing the uterus up and preventing contraction. The nurse assists the client to void and massages the fundus to firm it.</w:t>
       </w:r>
     </w:p>
     <w:p>
-      <w:pPr>
-        <w:spacing w:after="160" w:before="0"/>
-      </w:pPr>
       <w:r>
-        <w:rPr>
-          <w:b w:val="0"/>
-          <w:i w:val="0"/>
-          <w:sz w:val="20"/>
-        </w:rPr>
-        <w:t>Negative Marks: 0.25</w:t>
+        <w:t xml:space="preserve">Positive Marks: 1</w:t>
       </w:r>
     </w:p>
     <w:p>
-      <w:pPr>
-        <w:spacing w:after="40" w:before="120"/>
-      </w:pPr>
       <w:r>
-        <w:rPr>
-          <w:b w:val="0"/>
-          <w:i w:val="0"/>
-          <w:sz w:val="22"/>
-        </w:rPr>
-        <w:t>Question: A client with peripheral arterial disease reports calf pain while walking that is relieved by rest. This symptom is known as:</w:t>
+        <w:t xml:space="preserve">Negative Marks: 0.25</w:t>
       </w:r>
     </w:p>
     <w:p>
-      <w:pPr>
-        <w:spacing w:after="0" w:before="0"/>
-      </w:pPr>
       <w:r>
-        <w:rPr>
-          <w:b w:val="0"/>
-          <w:i w:val="0"/>
-          <w:sz w:val="22"/>
-        </w:rPr>
-        <w:t>(a) Rest pain</w:t>
+        <w:t xml:space="preserve"/>
       </w:r>
     </w:p>
     <w:p>
-      <w:pPr>
-        <w:spacing w:after="0" w:before="0"/>
-      </w:pPr>
       <w:r>
-        <w:rPr>
-          <w:b w:val="0"/>
-          <w:i w:val="0"/>
-          <w:sz w:val="22"/>
-        </w:rPr>
-        <w:t>(b) Intermittent claudication</w:t>
+        <w:t xml:space="preserve">Question: A newborn is diagnosed with neonatal jaundice. Which finding indicates a need for phototherapy?</w:t>
       </w:r>
     </w:p>
     <w:p>
-      <w:pPr>
-        <w:spacing w:after="0" w:before="0"/>
-      </w:pPr>
       <w:r>
-        <w:rPr>
-          <w:b w:val="0"/>
-          <w:i w:val="0"/>
-          <w:sz w:val="22"/>
-        </w:rPr>
-        <w:t>(c) Paresthesia</w:t>
+        <w:t xml:space="preserve">(a) Total bilirubin above the treatment threshold for the infant's age</w:t>
       </w:r>
     </w:p>
     <w:p>
-      <w:pPr>
-        <w:spacing w:after="0" w:before="0"/>
-      </w:pPr>
       <w:r>
-        <w:rPr>
-          <w:b w:val="0"/>
-          <w:i w:val="0"/>
-          <w:sz w:val="22"/>
-        </w:rPr>
-        <w:t>(d) Raynaud phenomenon</w:t>
+        <w:t xml:space="preserve">(b) Slight jaundice of the face on day 2</w:t>
       </w:r>
     </w:p>
     <w:p>
-      <w:pPr>
-        <w:spacing w:after="0" w:before="40"/>
-      </w:pPr>
       <w:r>
-        <w:rPr>
-          <w:b/>
-          <w:i w:val="0"/>
-          <w:sz w:val="22"/>
-        </w:rPr>
-        <w:t>Answer: b</w:t>
+        <w:t xml:space="preserve">(c) Normal feeding and output</w:t>
       </w:r>
     </w:p>
     <w:p>
-      <w:pPr>
-        <w:spacing w:after="0" w:before="0"/>
-      </w:pPr>
       <w:r>
-        <w:rPr>
-          <w:b w:val="0"/>
-          <w:i w:val="0"/>
-          <w:sz w:val="21"/>
-        </w:rPr>
-        <w:t>Solution: Intermittent claudication is ischemic muscle pain with exercise, relieved by rest, due to inadequate arterial blood flow. Rest pain indicates severe disease; paresthesia is a sensory symptom; Raynaud is vasospasm of digits.</w:t>
+        <w:t xml:space="preserve">(d) Pink, hydrated skin</w:t>
       </w:r>
     </w:p>
     <w:p>
-      <w:pPr>
-        <w:spacing w:after="0" w:before="0"/>
-      </w:pPr>
       <w:r>
-        <w:rPr>
-          <w:b w:val="0"/>
-          <w:i w:val="0"/>
-          <w:sz w:val="20"/>
-        </w:rPr>
-        <w:t>Positive Marks: 1</w:t>
+        <w:t xml:space="preserve">Answer: a</w:t>
       </w:r>
     </w:p>
     <w:p>
-      <w:pPr>
-        <w:spacing w:after="160" w:before="0"/>
-      </w:pPr>
       <w:r>
-        <w:rPr>
-          <w:b w:val="0"/>
-          <w:i w:val="0"/>
-          <w:sz w:val="20"/>
-        </w:rPr>
-        <w:t>Negative Marks: 0.25</w:t>
+        <w:t xml:space="preserve">Solution: Phototherapy is started when bilirubin levels exceed the age-specific threshold. Mild facial jaundice with normal feeding is common; the decision is based on bilirubin values.</w:t>
       </w:r>
     </w:p>
     <w:p>
-      <w:pPr>
-        <w:spacing w:after="40" w:before="120"/>
-      </w:pPr>
       <w:r>
-        <w:rPr>
-          <w:b w:val="0"/>
-          <w:i w:val="0"/>
-          <w:sz w:val="22"/>
-        </w:rPr>
-        <w:t>Question: Which instruction is correct for a client preparing to have a fecal occult blood test (FOBT) for colorectal cancer screening?</w:t>
+        <w:t xml:space="preserve">Positive Marks: 1</w:t>
       </w:r>
     </w:p>
     <w:p>
-      <w:pPr>
-        <w:spacing w:after="0" w:before="0"/>
-      </w:pPr>
       <w:r>
-        <w:rPr>
-          <w:b w:val="0"/>
-          <w:i w:val="0"/>
-          <w:sz w:val="22"/>
-        </w:rPr>
-        <w:t>(a) Eat a high-fiber, low-fat diet for 3 days before the test</w:t>
+        <w:t xml:space="preserve">Negative Marks: 0.25</w:t>
       </w:r>
     </w:p>
     <w:p>
-      <w:pPr>
-        <w:spacing w:after="0" w:before="0"/>
-      </w:pPr>
       <w:r>
-        <w:rPr>
-          <w:b w:val="0"/>
-          <w:i w:val="0"/>
-          <w:sz w:val="22"/>
-        </w:rPr>
-        <w:t>(b) Avoid red meat, aspirin, and vitamin C for several days before the test</w:t>
+        <w:t xml:space="preserve"/>
       </w:r>
     </w:p>
     <w:p>
-      <w:pPr>
-        <w:spacing w:after="0" w:before="0"/>
-      </w:pPr>
       <w:r>
-        <w:rPr>
-          <w:b w:val="0"/>
-          <w:i w:val="0"/>
-          <w:sz w:val="22"/>
-        </w:rPr>
-        <w:t>(c) Take iron supplements to improve the test</w:t>
+        <w:t xml:space="preserve">Question: The nurse is teaching a mother about safe sleep for her infant. Which instruction is correct?</w:t>
       </w:r>
     </w:p>
     <w:p>
-      <w:pPr>
-        <w:spacing w:after="0" w:before="0"/>
-      </w:pPr>
       <w:r>
-        <w:rPr>
-          <w:b w:val="0"/>
-          <w:i w:val="0"/>
-          <w:sz w:val="22"/>
-        </w:rPr>
-        <w:t>(d) Collect the specimen after a laxative purge</w:t>
+        <w:t xml:space="preserve">(a) Place the infant on the back to sleep on a firm mattress</w:t>
       </w:r>
     </w:p>
     <w:p>
-      <w:pPr>
-        <w:spacing w:after="0" w:before="40"/>
-      </w:pPr>
       <w:r>
-        <w:rPr>
-          <w:b/>
-          <w:i w:val="0"/>
-          <w:sz w:val="22"/>
-        </w:rPr>
-        <w:t>Answer: b</w:t>
+        <w:t xml:space="preserve">(b) Place the infant on the stomach to sleep</w:t>
       </w:r>
     </w:p>
     <w:p>
-      <w:pPr>
-        <w:spacing w:after="0" w:before="0"/>
-      </w:pPr>
       <w:r>
-        <w:rPr>
-          <w:b w:val="0"/>
-          <w:i w:val="0"/>
-          <w:sz w:val="21"/>
-        </w:rPr>
-        <w:t>Solution: Before FOBT, clients should avoid red meat, aspirin/NSAIDs, and vitamin C for several days because they can cause false-positive or false-negative results. The test detects hidden blood in stool and needs no laxative purge.</w:t>
+        <w:t xml:space="preserve">(c) Put soft pillows and toys in the crib</w:t>
       </w:r>
     </w:p>
     <w:p>
-      <w:pPr>
-        <w:spacing w:after="0" w:before="0"/>
-      </w:pPr>
       <w:r>
-        <w:rPr>
-          <w:b w:val="0"/>
-          <w:i w:val="0"/>
-          <w:sz w:val="20"/>
-        </w:rPr>
-        <w:t>Positive Marks: 1</w:t>
+        <w:t xml:space="preserve">(d) Cover the infant's face with a blanket</w:t>
       </w:r>
     </w:p>
     <w:p>
-      <w:pPr>
-        <w:spacing w:after="160" w:before="0"/>
-      </w:pPr>
       <w:r>
-        <w:rPr>
-          <w:b w:val="0"/>
-          <w:i w:val="0"/>
-          <w:sz w:val="20"/>
-        </w:rPr>
-        <w:t>Negative Marks: 0.25</w:t>
+        <w:t xml:space="preserve">Answer: a</w:t>
       </w:r>
     </w:p>
     <w:p>
-      <w:pPr>
-        <w:spacing w:after="40" w:before="120"/>
-      </w:pPr>
       <w:r>
-        <w:rPr>
-          <w:b w:val="0"/>
-          <w:i w:val="0"/>
-          <w:sz w:val="22"/>
-        </w:rPr>
-        <w:t>Question: Which action is correct when the nurse applies sterile gloves?</w:t>
+        <w:t xml:space="preserve">Solution: Back sleeping on a firm mattress with a bare crib reduces the risk of sudden infant death syndrome (SIDS). Soft bedding, toys, and prone sleeping increase SIDS risk.</w:t>
       </w:r>
     </w:p>
     <w:p>
-      <w:pPr>
-        <w:spacing w:after="0" w:before="0"/>
-      </w:pPr>
       <w:r>
-        <w:rPr>
-          <w:b w:val="0"/>
-          <w:i w:val="0"/>
-          <w:sz w:val="22"/>
-        </w:rPr>
-        <w:t>(a) Keep the gloved hands below waist level</w:t>
+        <w:t xml:space="preserve">Positive Marks: 1</w:t>
       </w:r>
     </w:p>
     <w:p>
-      <w:pPr>
-        <w:spacing w:after="0" w:before="0"/>
-      </w:pPr>
       <w:r>
-        <w:rPr>
-          <w:b w:val="0"/>
-          <w:i w:val="0"/>
-          <w:sz w:val="22"/>
-        </w:rPr>
-        <w:t>(b) Keep the gloved hands above waist level and in view</w:t>
+        <w:t xml:space="preserve">Negative Marks: 0.25</w:t>
       </w:r>
     </w:p>
     <w:p>
-      <w:pPr>
-        <w:spacing w:after="0" w:before="0"/>
-      </w:pPr>
       <w:r>
-        <w:rPr>
-          <w:b w:val="0"/>
-          <w:i w:val="0"/>
-          <w:sz w:val="22"/>
-        </w:rPr>
-        <w:t>(c) Touch the sterile field with bare fingers to adjust it</w:t>
+        <w:t xml:space="preserve"/>
       </w:r>
     </w:p>
     <w:p>
-      <w:pPr>
-        <w:spacing w:after="0" w:before="0"/>
-      </w:pPr>
       <w:r>
-        <w:rPr>
-          <w:b w:val="0"/>
-          <w:i w:val="0"/>
-          <w:sz w:val="22"/>
-        </w:rPr>
-        <w:t>(d) Blow into the gloves to inflate them</w:t>
+        <w:t xml:space="preserve">Question: A child with a diagnosis of bronchiolitis (RSV) has increased work of breathing. Which nursing intervention is most important?</w:t>
       </w:r>
     </w:p>
     <w:p>
-      <w:pPr>
-        <w:spacing w:after="0" w:before="40"/>
-      </w:pPr>
       <w:r>
-        <w:rPr>
-          <w:b/>
-          <w:i w:val="0"/>
-          <w:sz w:val="22"/>
-        </w:rPr>
-        <w:t>Answer: b</w:t>
+        <w:t xml:space="preserve">(a) Suction the nares and maintain hydration</w:t>
       </w:r>
     </w:p>
     <w:p>
-      <w:pPr>
-        <w:spacing w:after="0" w:before="0"/>
-      </w:pPr>
       <w:r>
-        <w:rPr>
-          <w:b w:val="0"/>
-          <w:i w:val="0"/>
-          <w:sz w:val="21"/>
-        </w:rPr>
-        <w:t>Solution: Sterile gloves must be kept above waist level and in the line of vision to maintain sterility; below-waist surfaces are considered contaminated. Bare fingers never touch the sterile field, and blowing into gloves is unsterile.</w:t>
+        <w:t xml:space="preserve">(b) Encourage deep coughing exercises</w:t>
       </w:r>
     </w:p>
     <w:p>
-      <w:pPr>
-        <w:spacing w:after="0" w:before="0"/>
-      </w:pPr>
       <w:r>
-        <w:rPr>
-          <w:b w:val="0"/>
-          <w:i w:val="0"/>
-          <w:sz w:val="20"/>
-        </w:rPr>
-        <w:t>Positive Marks: 1</w:t>
+        <w:t xml:space="preserve">(c) Place the child prone</w:t>
       </w:r>
     </w:p>
     <w:p>
-      <w:pPr>
-        <w:spacing w:after="160" w:before="0"/>
-      </w:pPr>
       <w:r>
-        <w:rPr>
-          <w:b w:val="0"/>
-          <w:i w:val="0"/>
-          <w:sz w:val="20"/>
-        </w:rPr>
-        <w:t>Negative Marks: 0.25</w:t>
+        <w:t xml:space="preserve">(d) Offer thick foods</w:t>
       </w:r>
     </w:p>
     <w:p>
-      <w:pPr>
-        <w:spacing w:after="40" w:before="120"/>
-      </w:pPr>
       <w:r>
-        <w:rPr>
-          <w:b w:val="0"/>
-          <w:i w:val="0"/>
-          <w:sz w:val="22"/>
-        </w:rPr>
-        <w:t>Question: Which action is correct when placing a client on a bedpan?</w:t>
+        <w:t xml:space="preserve">Answer: a</w:t>
       </w:r>
     </w:p>
     <w:p>
-      <w:pPr>
-        <w:spacing w:after="0" w:before="0"/>
-      </w:pPr>
       <w:r>
-        <w:rPr>
-          <w:b w:val="0"/>
-          <w:i w:val="0"/>
-          <w:sz w:val="22"/>
-        </w:rPr>
-        <w:t>(a) Keep the bed flat and log-roll the client onto the bedpan</w:t>
+        <w:t xml:space="preserve">Solution: RSV bronchiolitis in infants causes nasal congestion and increased work of breathing; nasal suctioning before feeds, hydration, and positioning help the infant breathe and feed.</w:t>
       </w:r>
     </w:p>
     <w:p>
-      <w:pPr>
-        <w:spacing w:after="0" w:before="0"/>
-      </w:pPr>
       <w:r>
-        <w:rPr>
-          <w:b w:val="0"/>
-          <w:i w:val="0"/>
-          <w:sz w:val="22"/>
-        </w:rPr>
-        <w:t>(b) Raise the head of the bed to a semi-Fowler position and check that the bedpan is positioned correctly</w:t>
+        <w:t xml:space="preserve">Positive Marks: 1</w:t>
       </w:r>
     </w:p>
     <w:p>
-      <w:pPr>
-        <w:spacing w:after="0" w:before="0"/>
-      </w:pPr>
       <w:r>
-        <w:rPr>
-          <w:b w:val="0"/>
-          <w:i w:val="0"/>
-          <w:sz w:val="22"/>
-        </w:rPr>
-        <w:t>(c) Place the bedpan while the client stands</w:t>
+        <w:t xml:space="preserve">Negative Marks: 0.25</w:t>
       </w:r>
     </w:p>
     <w:p>
-      <w:pPr>
-        <w:spacing w:after="0" w:before="0"/>
-      </w:pPr>
       <w:r>
-        <w:rPr>
-          <w:b w:val="0"/>
-          <w:i w:val="0"/>
-          <w:sz w:val="22"/>
-        </w:rPr>
-        <w:t>(d) Leave the client unattended for 30 minutes</w:t>
+        <w:t xml:space="preserve"/>
       </w:r>
     </w:p>
     <w:p>
-      <w:pPr>
-        <w:spacing w:after="0" w:before="40"/>
-      </w:pPr>
       <w:r>
-        <w:rPr>
-          <w:b/>
-          <w:i w:val="0"/>
-          <w:sz w:val="22"/>
-        </w:rPr>
-        <w:t>Answer: b</w:t>
+        <w:t xml:space="preserve">Question: A 5-year-old child is admitted with a diagnosis of nephrotic syndrome. Which assessment finding is most characteristic?</w:t>
       </w:r>
     </w:p>
     <w:p>
-      <w:pPr>
-        <w:spacing w:after="0" w:before="0"/>
-      </w:pPr>
       <w:r>
-        <w:rPr>
-          <w:b w:val="0"/>
-          <w:i w:val="0"/>
-          <w:sz w:val="21"/>
-        </w:rPr>
-        <w:t>Solution: The head of the bed is raised (semi-Fowler) for comfort and to aid elimination, and the bedpan must be checked for correct placement and the client's comfort. Clients at risk of falling should not be left unattended.</w:t>
+        <w:t xml:space="preserve">(a) Generalized edema and proteinuria</w:t>
       </w:r>
     </w:p>
     <w:p>
-      <w:pPr>
-        <w:spacing w:after="0" w:before="0"/>
-      </w:pPr>
       <w:r>
-        <w:rPr>
-          <w:b w:val="0"/>
-          <w:i w:val="0"/>
-          <w:sz w:val="20"/>
-        </w:rPr>
-        <w:t>Positive Marks: 1</w:t>
+        <w:t xml:space="preserve">(b) Hematuria with hypertension</w:t>
       </w:r>
     </w:p>
     <w:p>
-      <w:pPr>
-        <w:spacing w:after="160" w:before="0"/>
-      </w:pPr>
       <w:r>
-        <w:rPr>
-          <w:b w:val="0"/>
-          <w:i w:val="0"/>
-          <w:sz w:val="20"/>
-        </w:rPr>
-        <w:t>Negative Marks: 0.25</w:t>
+        <w:t xml:space="preserve">(c) Polyuria</w:t>
       </w:r>
     </w:p>
     <w:p>
-      <w:pPr>
-        <w:spacing w:after="40" w:before="120"/>
-      </w:pPr>
       <w:r>
-        <w:rPr>
-          <w:b w:val="0"/>
-          <w:i w:val="0"/>
-          <w:sz w:val="22"/>
-        </w:rPr>
-        <w:t>Question: Which findings should the nurse teach a pregnant client to report as possible signs of preterm labor before 37 weeks?</w:t>
+        <w:t xml:space="preserve">(d) Jaundice</w:t>
       </w:r>
     </w:p>
     <w:p>
-      <w:pPr>
-        <w:spacing w:after="0" w:before="0"/>
-      </w:pPr>
       <w:r>
-        <w:rPr>
-          <w:b w:val="0"/>
-          <w:i w:val="0"/>
-          <w:sz w:val="22"/>
-        </w:rPr>
-        <w:t>(a) Low backache, pelvic pressure, and regular uterine contractions</w:t>
+        <w:t xml:space="preserve">Answer: a</w:t>
       </w:r>
     </w:p>
     <w:p>
-      <w:pPr>
-        <w:spacing w:after="0" w:before="0"/>
-      </w:pPr>
       <w:r>
-        <w:rPr>
-          <w:b w:val="0"/>
-          <w:i w:val="0"/>
-          <w:sz w:val="22"/>
-        </w:rPr>
-        <w:t>(b) Mild round ligament pain with position change</w:t>
+        <w:t xml:space="preserve">Solution: Nephrotic syndrome causes massive proteinuria, hypoalbuminemia, and generalized edema (including periorbital swelling). Hematuria and hypertension are more typical of glomerulonephritis.</w:t>
       </w:r>
     </w:p>
     <w:p>
-      <w:pPr>
-        <w:spacing w:after="0" w:before="0"/>
-      </w:pPr>
       <w:r>
-        <w:rPr>
-          <w:b w:val="0"/>
-          <w:i w:val="0"/>
-          <w:sz w:val="22"/>
-        </w:rPr>
-        <w:t>(c) Braxton Hicks contractions that stop with walking</w:t>
+        <w:t xml:space="preserve">Positive Marks: 1</w:t>
       </w:r>
     </w:p>
     <w:p>
-      <w:pPr>
-        <w:spacing w:after="0" w:before="0"/>
-      </w:pPr>
       <w:r>
-        <w:rPr>
-          <w:b w:val="0"/>
-          <w:i w:val="0"/>
-          <w:sz w:val="22"/>
-        </w:rPr>
-        <w:t>(d) Increased vaginal discharge without cramps</w:t>
+        <w:t xml:space="preserve">Negative Marks: 0.25</w:t>
       </w:r>
     </w:p>
     <w:p>
-      <w:pPr>
-        <w:spacing w:after="0" w:before="40"/>
-      </w:pPr>
       <w:r>
-        <w:rPr>
-          <w:b/>
-          <w:i w:val="0"/>
-          <w:sz w:val="22"/>
-        </w:rPr>
-        <w:t>Answer: a</w:t>
+        <w:t xml:space="preserve"/>
       </w:r>
     </w:p>
     <w:p>
-      <w:pPr>
-        <w:spacing w:after="0" w:before="0"/>
-      </w:pPr>
       <w:r>
-        <w:rPr>
-          <w:b w:val="0"/>
-          <w:i w:val="0"/>
-          <w:sz w:val="21"/>
-        </w:rPr>
-        <w:t>Solution: Persistent low backache, pelvic pressure, menstrual-like cramps, and regular contractions before 37 weeks suggest preterm labor and require prompt evaluation. Round ligament pain and Braxton Hicks contractions are benign and non-progressive.</w:t>
+        <w:t xml:space="preserve">Question: A child with a diagnosis of meningitis is placed on droplet precautions. Which nursing intervention is most important?</w:t>
       </w:r>
     </w:p>
     <w:p>
-      <w:pPr>
-        <w:spacing w:after="0" w:before="0"/>
-      </w:pPr>
       <w:r>
-        <w:rPr>
-          <w:b w:val="0"/>
-          <w:i w:val="0"/>
-          <w:sz w:val="20"/>
-        </w:rPr>
-        <w:t>Positive Marks: 1</w:t>
+        <w:t xml:space="preserve">(a) Administer antibiotics and maintain isolation precautions</w:t>
       </w:r>
     </w:p>
     <w:p>
-      <w:pPr>
-        <w:spacing w:after="160" w:before="0"/>
-      </w:pPr>
       <w:r>
-        <w:rPr>
-          <w:b w:val="0"/>
-          <w:i w:val="0"/>
-          <w:sz w:val="20"/>
-        </w:rPr>
-        <w:t>Negative Marks: 0.25</w:t>
+        <w:t xml:space="preserve">(b) Keep the child NPO</w:t>
       </w:r>
     </w:p>
     <w:p>
-      <w:pPr>
-        <w:spacing w:after="40" w:before="120"/>
-      </w:pPr>
       <w:r>
-        <w:rPr>
-          <w:b w:val="0"/>
-          <w:i w:val="0"/>
-          <w:sz w:val="22"/>
-        </w:rPr>
-        <w:t>Question: During assessment, the nurse suspects spontaneous rupture of membranes when nitrazine paper applied to vaginal fluid turns:</w:t>
+        <w:t xml:space="preserve">(c) Restrict fluids aggressively</w:t>
       </w:r>
     </w:p>
     <w:p>
-      <w:pPr>
-        <w:spacing w:after="0" w:before="0"/>
-      </w:pPr>
       <w:r>
-        <w:rPr>
-          <w:b w:val="0"/>
-          <w:i w:val="0"/>
-          <w:sz w:val="22"/>
-        </w:rPr>
-        <w:t>(a) Yellow, indicating acidic fluid</w:t>
+        <w:t xml:space="preserve">(d) Avoid all stimulation</w:t>
       </w:r>
     </w:p>
     <w:p>
-      <w:pPr>
-        <w:spacing w:after="0" w:before="0"/>
-      </w:pPr>
       <w:r>
-        <w:rPr>
-          <w:b w:val="0"/>
-          <w:i w:val="0"/>
-          <w:sz w:val="22"/>
-        </w:rPr>
-        <w:t>(b) Blue, indicating alkaline amniotic fluid</w:t>
+        <w:t xml:space="preserve">Answer: a</w:t>
       </w:r>
     </w:p>
     <w:p>
-      <w:pPr>
-        <w:spacing w:after="0" w:before="0"/>
-      </w:pPr>
       <w:r>
-        <w:rPr>
-          <w:b w:val="0"/>
-          <w:i w:val="0"/>
-          <w:sz w:val="22"/>
-        </w:rPr>
-        <w:t>(c) Pink, indicating blood</w:t>
+        <w:t xml:space="preserve">Solution: Prompt antibiotics and droplet precautions are essential for bacterial meningitis. Fluid management is individualized, and gentle handling reduces pain from meningeal irritation.</w:t>
       </w:r>
     </w:p>
     <w:p>
-      <w:pPr>
-        <w:spacing w:after="0" w:before="0"/>
-      </w:pPr>
       <w:r>
-        <w:rPr>
-          <w:b w:val="0"/>
-          <w:i w:val="0"/>
-          <w:sz w:val="22"/>
-        </w:rPr>
-        <w:t>(d) Red, indicating infection</w:t>
+        <w:t xml:space="preserve">Positive Marks: 1</w:t>
       </w:r>
     </w:p>
     <w:p>
-      <w:pPr>
-        <w:spacing w:after="0" w:before="40"/>
-      </w:pPr>
       <w:r>
-        <w:rPr>
-          <w:b/>
-          <w:i w:val="0"/>
-          <w:sz w:val="22"/>
-        </w:rPr>
-        <w:t>Answer: b</w:t>
+        <w:t xml:space="preserve">Negative Marks: 0.25</w:t>
       </w:r>
     </w:p>
     <w:p>
-      <w:pPr>
-        <w:spacing w:after="0" w:before="0"/>
-      </w:pPr>
       <w:r>
-        <w:rPr>
-          <w:b w:val="0"/>
-          <w:i w:val="0"/>
-          <w:sz w:val="21"/>
-        </w:rPr>
-        <w:t>Solution: Amniotic fluid is alkaline, so nitrazine paper turns blue (pH 7.0-7.5), whereas normal vaginal secretions are acidic (pH 4.5-5.5) and leave the paper yellow. Nitrazine positivity supports membrane rupture.</w:t>
+        <w:t xml:space="preserve"/>
       </w:r>
     </w:p>
     <w:p>
-      <w:pPr>
-        <w:spacing w:after="0" w:before="0"/>
-      </w:pPr>
       <w:r>
-        <w:rPr>
-          <w:b w:val="0"/>
-          <w:i w:val="0"/>
-          <w:sz w:val="20"/>
-        </w:rPr>
-        <w:t>Positive Marks: 1</w:t>
+        <w:t xml:space="preserve">Question: A client at 30 weeks gestation reports leaking fluid from the vagina. The nurse should first:</w:t>
       </w:r>
     </w:p>
     <w:p>
-      <w:pPr>
-        <w:spacing w:after="160" w:before="0"/>
-      </w:pPr>
       <w:r>
-        <w:rPr>
-          <w:b w:val="0"/>
-          <w:i w:val="0"/>
-          <w:sz w:val="20"/>
-        </w:rPr>
-        <w:t>Negative Marks: 0.25</w:t>
+        <w:t xml:space="preserve">(a) Assess the fluid with nitrazine paper to check for amniotic fluid</w:t>
       </w:r>
     </w:p>
     <w:p>
-      <w:pPr>
-        <w:spacing w:after="40" w:before="120"/>
-      </w:pPr>
       <w:r>
-        <w:rPr>
-          <w:b w:val="0"/>
-          <w:i w:val="0"/>
-          <w:sz w:val="22"/>
-        </w:rPr>
-        <w:t>Question: A client suddenly loses the ability to walk after witnessing a traumatic event, but all neurologic and diagnostic tests are normal. Which disorder is most likely?</w:t>
+        <w:t xml:space="preserve">(b) Encourage the client to walk around</w:t>
       </w:r>
     </w:p>
     <w:p>
-      <w:pPr>
-        <w:spacing w:after="0" w:before="0"/>
-      </w:pPr>
       <w:r>
-        <w:rPr>
-          <w:b w:val="0"/>
-          <w:i w:val="0"/>
-          <w:sz w:val="22"/>
-        </w:rPr>
-        <w:t>(a) Conversion disorder</w:t>
+        <w:t xml:space="preserve">(c) Give the client an enema</w:t>
       </w:r>
     </w:p>
     <w:p>
-      <w:pPr>
-        <w:spacing w:after="0" w:before="0"/>
-      </w:pPr>
       <w:r>
-        <w:rPr>
-          <w:b w:val="0"/>
-          <w:i w:val="0"/>
-          <w:sz w:val="22"/>
-        </w:rPr>
-        <w:t>(b) Somatic symptom disorder</w:t>
+        <w:t xml:space="preserve">(d) Discharge the client home</w:t>
       </w:r>
     </w:p>
     <w:p>
-      <w:pPr>
-        <w:spacing w:after="0" w:before="0"/>
-      </w:pPr>
       <w:r>
-        <w:rPr>
-          <w:b w:val="0"/>
-          <w:i w:val="0"/>
-          <w:sz w:val="22"/>
-        </w:rPr>
-        <w:t>(c) Malingering</w:t>
+        <w:t xml:space="preserve">Answer: a</w:t>
       </w:r>
     </w:p>
     <w:p>
-      <w:pPr>
-        <w:spacing w:after="0" w:before="0"/>
-      </w:pPr>
       <w:r>
-        <w:rPr>
-          <w:b w:val="0"/>
-          <w:i w:val="0"/>
-          <w:sz w:val="22"/>
-        </w:rPr>
-        <w:t>(d) Panic disorder</w:t>
+        <w:t xml:space="preserve">Solution: Nitrazine paper turns blue in amniotic fluid (alkaline), helping confirm rupture of membranes. The client is then evaluated for labor and infection risk.</w:t>
       </w:r>
     </w:p>
     <w:p>
-      <w:pPr>
-        <w:spacing w:after="0" w:before="40"/>
-      </w:pPr>
       <w:r>
-        <w:rPr>
-          <w:b/>
-          <w:i w:val="0"/>
-          <w:sz w:val="22"/>
-        </w:rPr>
-        <w:t>Answer: a</w:t>
+        <w:t xml:space="preserve">Positive Marks: 1</w:t>
       </w:r>
     </w:p>
     <w:p>
-      <w:pPr>
-        <w:spacing w:after="0" w:before="0"/>
-      </w:pPr>
       <w:r>
-        <w:rPr>
-          <w:b w:val="0"/>
-          <w:i w:val="0"/>
-          <w:sz w:val="21"/>
-        </w:rPr>
-        <w:t>Solution: Conversion disorder (functional neurologic symptom disorder) presents with neurologic symptoms (paralysis, blindness, seizures) that are incompatible with medical findings and often follow stress or conflict. In malingering there is conscious intent to gain an external reward.</w:t>
+        <w:t xml:space="preserve">Negative Marks: 0.25</w:t>
       </w:r>
     </w:p>
     <w:p>
-      <w:pPr>
-        <w:spacing w:after="0" w:before="0"/>
-      </w:pPr>
       <w:r>
-        <w:rPr>
-          <w:b w:val="0"/>
-          <w:i w:val="0"/>
-          <w:sz w:val="20"/>
-        </w:rPr>
-        <w:t>Positive Marks: 1</w:t>
+        <w:t xml:space="preserve"/>
       </w:r>
     </w:p>
     <w:p>
-      <w:pPr>
-        <w:spacing w:after="160" w:before="0"/>
-      </w:pPr>
       <w:r>
-        <w:rPr>
-          <w:b w:val="0"/>
-          <w:i w:val="0"/>
-          <w:sz w:val="20"/>
-        </w:rPr>
-        <w:t>Negative Marks: 0.25</w:t>
+        <w:t xml:space="preserve">Question: A postpartum client is being discharged and asks when she can resume intercourse. The best response is:</w:t>
       </w:r>
     </w:p>
     <w:p>
-      <w:pPr>
-        <w:spacing w:after="40" w:before="120"/>
-      </w:pPr>
       <w:r>
-        <w:rPr>
-          <w:b w:val="0"/>
-          <w:i w:val="0"/>
-          <w:sz w:val="22"/>
-        </w:rPr>
-        <w:t>Question: A client's speech jumps rapidly from one unrelated topic to another within seconds. This speech pattern is best described as:</w:t>
+        <w:t xml:space="preserve">(a) "Usually after the postpartum checkup at 4–6 weeks, when bleeding has stopped."</w:t>
       </w:r>
     </w:p>
     <w:p>
-      <w:pPr>
-        <w:spacing w:after="0" w:before="0"/>
-      </w:pPr>
       <w:r>
-        <w:rPr>
-          <w:b w:val="0"/>
-          <w:i w:val="0"/>
-          <w:sz w:val="22"/>
-        </w:rPr>
-        <w:t>(a) Circumstantiality</w:t>
+        <w:t xml:space="preserve">(b) "You can resume tomorrow."</w:t>
       </w:r>
     </w:p>
     <w:p>
-      <w:pPr>
-        <w:spacing w:after="0" w:before="0"/>
-      </w:pPr>
       <w:r>
-        <w:rPr>
-          <w:b w:val="0"/>
-          <w:i w:val="0"/>
-          <w:sz w:val="22"/>
-        </w:rPr>
-        <w:t>(b) Flight of ideas</w:t>
+        <w:t xml:space="preserve">(c) "You must wait 6 months."</w:t>
       </w:r>
     </w:p>
     <w:p>
-      <w:pPr>
-        <w:spacing w:after="0" w:before="0"/>
-      </w:pPr>
       <w:r>
-        <w:rPr>
-          <w:b w:val="0"/>
-          <w:i w:val="0"/>
-          <w:sz w:val="22"/>
-        </w:rPr>
-        <w:t>(c) Word salad</w:t>
+        <w:t xml:space="preserve">(d) "It is not safe to ever resume."</w:t>
       </w:r>
     </w:p>
     <w:p>
-      <w:pPr>
-        <w:spacing w:after="0" w:before="0"/>
-      </w:pPr>
       <w:r>
-        <w:rPr>
-          <w:b w:val="0"/>
-          <w:i w:val="0"/>
-          <w:sz w:val="22"/>
-        </w:rPr>
-        <w:t>(d) Echolalia</w:t>
+        <w:t xml:space="preserve">Answer: a</w:t>
       </w:r>
     </w:p>
     <w:p>
-      <w:pPr>
-        <w:spacing w:after="0" w:before="40"/>
-      </w:pPr>
       <w:r>
-        <w:rPr>
-          <w:b/>
-          <w:i w:val="0"/>
-          <w:sz w:val="22"/>
-        </w:rPr>
-        <w:t>Answer: b</w:t>
+        <w:t xml:space="preserve">Solution: Sexual intercourse is typically resumed after the postpartum checkup (4–6 weeks) once lochia has stopped and healing is complete. Contraception is discussed.</w:t>
       </w:r>
     </w:p>
     <w:p>
-      <w:pPr>
-        <w:spacing w:after="0" w:before="0"/>
-      </w:pPr>
       <w:r>
-        <w:rPr>
-          <w:b w:val="0"/>
-          <w:i w:val="0"/>
-          <w:sz w:val="21"/>
-        </w:rPr>
-        <w:t>Solution: Flight of ideas is a rapid shift of topics with only superficial connections, typical of mania. Circumstantiality includes excessive detail before reaching the point; word salad is incoherent jumbled speech; echolalia is repetition of others' words.</w:t>
+        <w:t xml:space="preserve">Positive Marks: 1</w:t>
       </w:r>
     </w:p>
     <w:p>
-      <w:pPr>
-        <w:spacing w:after="0" w:before="0"/>
-      </w:pPr>
       <w:r>
-        <w:rPr>
-          <w:b w:val="0"/>
-          <w:i w:val="0"/>
-          <w:sz w:val="20"/>
-        </w:rPr>
-        <w:t>Positive Marks: 1</w:t>
+        <w:t xml:space="preserve">Negative Marks: 0.25</w:t>
       </w:r>
     </w:p>
     <w:p>
-      <w:pPr>
-        <w:spacing w:after="160" w:before="0"/>
-      </w:pPr>
       <w:r>
-        <w:rPr>
-          <w:b w:val="0"/>
-          <w:i w:val="0"/>
-          <w:sz w:val="20"/>
-        </w:rPr>
-        <w:t>Negative Marks: 0.25</w:t>
+        <w:t xml:space="preserve"/>
       </w:r>
     </w:p>
     <w:p>
-      <w:pPr>
-        <w:spacing w:after="40" w:before="120"/>
-      </w:pPr>
       <w:r>
-        <w:rPr>
-          <w:b w:val="0"/>
-          <w:i w:val="0"/>
-          <w:sz w:val="22"/>
-        </w:rPr>
-        <w:t>Question: Which vaccines are due at 14 weeks of age under the national immunization schedule?</w:t>
+        <w:t xml:space="preserve">Question: The nurse is assessing a newborn's reflexes. Which reflex normally disappears by 4–6 months of age?</w:t>
       </w:r>
     </w:p>
     <w:p>
-      <w:pPr>
-        <w:spacing w:after="0" w:before="0"/>
-      </w:pPr>
       <w:r>
-        <w:rPr>
-          <w:b w:val="0"/>
-          <w:i w:val="0"/>
-          <w:sz w:val="22"/>
-        </w:rPr>
-        <w:t>(a) BCG and OPV-0</w:t>
+        <w:t xml:space="preserve">(a) Moro reflex</w:t>
       </w:r>
     </w:p>
     <w:p>
-      <w:pPr>
-        <w:spacing w:after="0" w:before="0"/>
-      </w:pPr>
       <w:r>
-        <w:rPr>
-          <w:b w:val="0"/>
-          <w:i w:val="0"/>
-          <w:sz w:val="22"/>
-        </w:rPr>
-        <w:t>(b) DPT-2, OPV-2, and IPV-2</w:t>
+        <w:t xml:space="preserve">(b) Rooting reflex persists into adulthood</w:t>
       </w:r>
     </w:p>
     <w:p>
-      <w:pPr>
-        <w:spacing w:after="0" w:before="0"/>
-      </w:pPr>
       <w:r>
-        <w:rPr>
-          <w:b w:val="0"/>
-          <w:i w:val="0"/>
-          <w:sz w:val="22"/>
-        </w:rPr>
-        <w:t>(c) DPT-3, OPV-3, and IPV-3</w:t>
+        <w:t xml:space="preserve">(c) Babinski reflex disappears by 1 year</w:t>
       </w:r>
     </w:p>
     <w:p>
-      <w:pPr>
-        <w:spacing w:after="0" w:before="0"/>
-      </w:pPr>
       <w:r>
-        <w:rPr>
-          <w:b w:val="0"/>
-          <w:i w:val="0"/>
-          <w:sz w:val="22"/>
-        </w:rPr>
-        <w:t>(d) Measles and rubella</w:t>
+        <w:t xml:space="preserve">(d) Stepping reflex appears at 2 years</w:t>
       </w:r>
     </w:p>
     <w:p>
-      <w:pPr>
-        <w:spacing w:after="0" w:before="40"/>
-      </w:pPr>
       <w:r>
-        <w:rPr>
-          <w:b/>
-          <w:i w:val="0"/>
-          <w:sz w:val="22"/>
-        </w:rPr>
-        <w:t>Answer: b</w:t>
+        <w:t xml:space="preserve">Answer: a</w:t>
       </w:r>
     </w:p>
     <w:p>
-      <w:pPr>
-        <w:spacing w:after="0" w:before="0"/>
-      </w:pPr>
       <w:r>
-        <w:rPr>
-          <w:b w:val="0"/>
-          <w:i w:val="0"/>
-          <w:sz w:val="21"/>
-        </w:rPr>
-        <w:t>Solution: At 14 weeks (the third contact), the child receives the second boosters: DPT-2, OPV-2, and IPV-2 (HepB-2 where applicable). BCG/OPV-0 are given at birth, DPT-1/OPV-1/IPV-1 at 6 weeks, and measles-rubella at 9-12 months.</w:t>
+        <w:t xml:space="preserve">Solution: The Moro (startle) reflex normally disappears by 4–6 months. Rooting disappears by about 4 months, Babinski by 1–2 years, and stepping by 2 months.</w:t>
       </w:r>
     </w:p>
     <w:p>
-      <w:pPr>
-        <w:spacing w:after="0" w:before="0"/>
-      </w:pPr>
       <w:r>
-        <w:rPr>
-          <w:b w:val="0"/>
-          <w:i w:val="0"/>
-          <w:sz w:val="20"/>
-        </w:rPr>
-        <w:t>Positive Marks: 1</w:t>
+        <w:t xml:space="preserve">Positive Marks: 1</w:t>
       </w:r>
     </w:p>
     <w:p>
-      <w:pPr>
-        <w:spacing w:after="160" w:before="0"/>
-      </w:pPr>
       <w:r>
-        <w:rPr>
-          <w:b w:val="0"/>
-          <w:i w:val="0"/>
-          <w:sz w:val="20"/>
-        </w:rPr>
-        <w:t>Negative Marks: 0.25</w:t>
+        <w:t xml:space="preserve">Negative Marks: 0.25</w:t>
       </w:r>
     </w:p>
     <w:p>
-      <w:pPr>
-        <w:spacing w:after="40" w:before="120"/>
-      </w:pPr>
       <w:r>
-        <w:rPr>
-          <w:b w:val="0"/>
-          <w:i w:val="0"/>
-          <w:sz w:val="22"/>
-        </w:rPr>
-        <w:t>Question: Which is the most effective measure to prevent accidental poisoning in a toddler at home?</w:t>
+        <w:t xml:space="preserve">Question: A client with schizophrenia is exhibiting echolalia — repeating the nurse's words. The nurse's best response is:</w:t>
       </w:r>
     </w:p>
     <w:p>
-      <w:pPr>
-        <w:spacing w:after="0" w:before="0"/>
-      </w:pPr>
       <w:r>
-        <w:rPr>
-          <w:b w:val="0"/>
-          <w:i w:val="0"/>
-          <w:sz w:val="22"/>
-        </w:rPr>
-        <w:t>(a) Storing medicines and household chemicals out of reach in locked cabinets</w:t>
+        <w:t xml:space="preserve">(a) Speak in simple, direct sentences and ignore the echolalia</w:t>
       </w:r>
     </w:p>
     <w:p>
-      <w:pPr>
-        <w:spacing w:after="0" w:before="0"/>
-      </w:pPr>
       <w:r>
-        <w:rPr>
-          <w:b w:val="0"/>
-          <w:i w:val="0"/>
-          <w:sz w:val="22"/>
-        </w:rPr>
-        <w:t>(b) Teaching the child to read labels</w:t>
+        <w:t xml:space="preserve">(b) Repeat the client's words back</w:t>
       </w:r>
     </w:p>
     <w:p>
-      <w:pPr>
-        <w:spacing w:after="0" w:before="0"/>
-      </w:pPr>
       <w:r>
-        <w:rPr>
-          <w:b w:val="0"/>
-          <w:i w:val="0"/>
-          <w:sz w:val="22"/>
-        </w:rPr>
-        <w:t>(c) Keeping the poison control number hidden</w:t>
+        <w:t xml:space="preserve">(c) Raise the voice to interrupt</w:t>
       </w:r>
     </w:p>
     <w:p>
-      <w:pPr>
-        <w:spacing w:after="0" w:before="0"/>
-      </w:pPr>
       <w:r>
-        <w:rPr>
-          <w:b w:val="0"/>
-          <w:i w:val="0"/>
-          <w:sz w:val="22"/>
-        </w:rPr>
-        <w:t>(d) Giving syrup of ipecac routinely</w:t>
+        <w:t xml:space="preserve">(d) Leave the room</w:t>
       </w:r>
     </w:p>
     <w:p>
-      <w:pPr>
-        <w:spacing w:after="0" w:before="40"/>
-      </w:pPr>
       <w:r>
-        <w:rPr>
-          <w:b/>
-          <w:i w:val="0"/>
-          <w:sz w:val="22"/>
-        </w:rPr>
-        <w:t>Answer: a</w:t>
+        <w:t xml:space="preserve">Answer: a</w:t>
       </w:r>
     </w:p>
     <w:p>
-      <w:pPr>
-        <w:spacing w:after="0" w:before="0"/>
-      </w:pPr>
       <w:r>
-        <w:rPr>
-          <w:b w:val="0"/>
-          <w:i w:val="0"/>
-          <w:sz w:val="21"/>
-        </w:rPr>
-        <w:t>Solution: Primary prevention of childhood poisoning is storing medications, cleaning agents, and chemicals in locked, elevated cabinets out of a toddler's reach. Label reading is beyond a toddler's ability; ipecac is no longer recommended.</w:t>
+        <w:t xml:space="preserve">Solution: Echolalia is managed by using clear, simple communication and not reinforcing the repetition. Arguing or raising the voice escalates anxiety.</w:t>
       </w:r>
     </w:p>
     <w:p>
-      <w:pPr>
-        <w:spacing w:after="0" w:before="0"/>
-      </w:pPr>
       <w:r>
-        <w:rPr>
-          <w:b w:val="0"/>
-          <w:i w:val="0"/>
-          <w:sz w:val="20"/>
-        </w:rPr>
-        <w:t>Positive Marks: 1</w:t>
+        <w:t xml:space="preserve">Positive Marks: 1</w:t>
       </w:r>
     </w:p>
     <w:p>
-      <w:pPr>
-        <w:spacing w:after="160" w:before="0"/>
-      </w:pPr>
       <w:r>
-        <w:rPr>
-          <w:b w:val="0"/>
-          <w:i w:val="0"/>
-          <w:sz w:val="20"/>
-        </w:rPr>
-        <w:t>Negative Marks: 0.25</w:t>
+        <w:t xml:space="preserve">Negative Marks: 0.25</w:t>
       </w:r>
     </w:p>
     <w:p>
-      <w:pPr>
-        <w:spacing w:after="40" w:before="120"/>
-      </w:pPr>
       <w:r>
-        <w:rPr>
-          <w:b w:val="0"/>
-          <w:i w:val="0"/>
-          <w:sz w:val="22"/>
-        </w:rPr>
-        <w:t>Question: Which measure most effectively prevents fecal-oral transmission of disease in a rural community?</w:t>
+        <w:t xml:space="preserve"/>
       </w:r>
     </w:p>
     <w:p>
-      <w:pPr>
-        <w:spacing w:after="0" w:before="0"/>
-      </w:pPr>
       <w:r>
-        <w:rPr>
-          <w:b w:val="0"/>
-          <w:i w:val="0"/>
-          <w:sz w:val="22"/>
-        </w:rPr>
-        <w:t>(a) Use of sanitary latrines and safe disposal of excreta</w:t>
+        <w:t xml:space="preserve">Question: A client with major depressive disorder is prescribed sertraline. The nurse should teach the client that:</w:t>
       </w:r>
     </w:p>
     <w:p>
-      <w:pPr>
-        <w:spacing w:after="0" w:before="0"/>
-      </w:pPr>
       <w:r>
-        <w:rPr>
-          <w:b w:val="0"/>
-          <w:i w:val="0"/>
-          <w:sz w:val="22"/>
-        </w:rPr>
-        <w:t>(b) Spraying insecticides indoors</w:t>
+        <w:t xml:space="preserve">(a) The full therapeutic effect may take 2–4 weeks</w:t>
       </w:r>
     </w:p>
     <w:p>
-      <w:pPr>
-        <w:spacing w:after="0" w:before="0"/>
-      </w:pPr>
       <w:r>
-        <w:rPr>
-          <w:b w:val="0"/>
-          <w:i w:val="0"/>
-          <w:sz w:val="22"/>
-        </w:rPr>
-        <w:t>(c) Boiling all drinking water only during floods</w:t>
+        <w:t xml:space="preserve">(b) The drug works immediately</w:t>
       </w:r>
     </w:p>
     <w:p>
-      <w:pPr>
-        <w:spacing w:after="0" w:before="0"/>
-      </w:pPr>
       <w:r>
-        <w:rPr>
-          <w:b w:val="0"/>
-          <w:i w:val="0"/>
-          <w:sz w:val="22"/>
-        </w:rPr>
-        <w:t>(d) Mass chemoprophylaxis</w:t>
+        <w:t xml:space="preserve">(c) The drug can be stopped abruptly</w:t>
       </w:r>
     </w:p>
     <w:p>
-      <w:pPr>
-        <w:spacing w:after="0" w:before="40"/>
-      </w:pPr>
       <w:r>
-        <w:rPr>
-          <w:b/>
-          <w:i w:val="0"/>
-          <w:sz w:val="22"/>
-        </w:rPr>
-        <w:t>Answer: a</w:t>
+        <w:t xml:space="preserve">(d) No side effects are expected</w:t>
       </w:r>
     </w:p>
     <w:p>
-      <w:pPr>
-        <w:spacing w:after="0" w:before="0"/>
-      </w:pPr>
       <w:r>
-        <w:rPr>
-          <w:b w:val="0"/>
-          <w:i w:val="0"/>
-          <w:sz w:val="21"/>
-        </w:rPr>
-        <w:t>Solution: Safe excreta disposal through sanitary latrines interrupts the fecal-oral chain, preventing cholera, typhoid, hepatitis A, and worm infections. Insecticides target vectors, and chemoprophylaxis does not address sanitation.</w:t>
+        <w:t xml:space="preserve">Answer: a</w:t>
       </w:r>
     </w:p>
     <w:p>
-      <w:pPr>
-        <w:spacing w:after="0" w:before="0"/>
-      </w:pPr>
       <w:r>
-        <w:rPr>
-          <w:b w:val="0"/>
-          <w:i w:val="0"/>
-          <w:sz w:val="20"/>
-        </w:rPr>
-        <w:t>Positive Marks: 1</w:t>
+        <w:t xml:space="preserve">Solution: SSRIs take 2–4 weeks (sometimes 6) for full effect and are tapered rather than stopped abruptly. Early side effects include nausea and headache.</w:t>
       </w:r>
     </w:p>
     <w:p>
-      <w:pPr>
-        <w:spacing w:after="160" w:before="0"/>
-      </w:pPr>
       <w:r>
-        <w:rPr>
-          <w:b w:val="0"/>
-          <w:i w:val="0"/>
-          <w:sz w:val="20"/>
-        </w:rPr>
-        <w:t>Negative Marks: 0.25</w:t>
+        <w:t xml:space="preserve">Positive Marks: 1</w:t>
       </w:r>
     </w:p>
     <w:p>
-      <w:pPr>
-        <w:spacing w:after="40" w:before="120"/>
-      </w:pPr>
       <w:r>
-        <w:rPr>
-          <w:b w:val="0"/>
-          <w:i w:val="0"/>
-          <w:sz w:val="22"/>
-        </w:rPr>
-        <w:t>Question: Which public-health measure is most effective for preventing iodine-deficiency disorders in a community?</w:t>
+        <w:t xml:space="preserve">Negative Marks: 0.25</w:t>
       </w:r>
     </w:p>
     <w:p>
-      <w:pPr>
-        <w:spacing w:after="0" w:before="0"/>
-      </w:pPr>
       <w:r>
-        <w:rPr>
-          <w:b w:val="0"/>
-          <w:i w:val="0"/>
-          <w:sz w:val="22"/>
-        </w:rPr>
-        <w:t>(a) Universal iodization of salt</w:t>
+        <w:t xml:space="preserve"/>
       </w:r>
     </w:p>
     <w:p>
-      <w:pPr>
-        <w:spacing w:after="0" w:before="0"/>
-      </w:pPr>
       <w:r>
-        <w:rPr>
-          <w:b w:val="0"/>
-          <w:i w:val="0"/>
-          <w:sz w:val="22"/>
-        </w:rPr>
-        <w:t>(b) Fortification of bread with iron</w:t>
+        <w:t xml:space="preserve">Question: A nurse is caring for a client with dementia who is agitated. Which intervention is most appropriate?</w:t>
       </w:r>
     </w:p>
     <w:p>
-      <w:pPr>
-        <w:spacing w:after="0" w:before="0"/>
-      </w:pPr>
       <w:r>
-        <w:rPr>
-          <w:b w:val="0"/>
-          <w:i w:val="0"/>
-          <w:sz w:val="22"/>
-        </w:rPr>
-        <w:t>(c) Vitamin A supplementation</w:t>
+        <w:t xml:space="preserve">(a) Identify and remove the cause of agitation, then reorient calmly</w:t>
       </w:r>
     </w:p>
     <w:p>
-      <w:pPr>
-        <w:spacing w:after="0" w:before="0"/>
-      </w:pPr>
       <w:r>
-        <w:rPr>
-          <w:b w:val="0"/>
-          <w:i w:val="0"/>
-          <w:sz w:val="22"/>
-        </w:rPr>
-        <w:t>(d) Mass deworming</w:t>
+        <w:t xml:space="preserve">(b) Restrain the client immediately</w:t>
       </w:r>
     </w:p>
     <w:p>
-      <w:pPr>
-        <w:spacing w:after="0" w:before="40"/>
-      </w:pPr>
       <w:r>
-        <w:rPr>
-          <w:b/>
-          <w:i w:val="0"/>
-          <w:sz w:val="22"/>
-        </w:rPr>
-        <w:t>Answer: a</w:t>
+        <w:t xml:space="preserve">(c) Raise the voice to correct the client</w:t>
       </w:r>
     </w:p>
     <w:p>
-      <w:pPr>
-        <w:spacing w:after="0" w:before="0"/>
-      </w:pPr>
       <w:r>
-        <w:rPr>
-          <w:b w:val="0"/>
-          <w:i w:val="0"/>
-          <w:sz w:val="21"/>
-        </w:rPr>
-        <w:t>Solution: Universal salt iodization is the most effective, sustainable strategy to prevent iodine-deficiency disorders (goiter, cretinism, hypothyroidism). Iron fortification, vitamin A, and deworming address other deficiencies.</w:t>
+        <w:t xml:space="preserve">(d) Give the client unlimited caffeine</w:t>
       </w:r>
     </w:p>
     <w:p>
-      <w:pPr>
-        <w:spacing w:after="0" w:before="0"/>
-      </w:pPr>
       <w:r>
-        <w:rPr>
-          <w:b w:val="0"/>
-          <w:i w:val="0"/>
-          <w:sz w:val="20"/>
-        </w:rPr>
-        <w:t>Positive Marks: 1</w:t>
+        <w:t xml:space="preserve">Answer: a</w:t>
       </w:r>
     </w:p>
     <w:p>
-      <w:pPr>
-        <w:spacing w:after="160" w:before="0"/>
-      </w:pPr>
       <w:r>
-        <w:rPr>
-          <w:b w:val="0"/>
-          <w:i w:val="0"/>
-          <w:sz w:val="20"/>
-        </w:rPr>
-        <w:t>Negative Marks: 0.25</w:t>
+        <w:t xml:space="preserve">Solution: Agitation in dementia is managed by finding the trigger (pain, hunger, noise, toileting need) and providing a calm, reassuring environment. Restraints and confrontation increase distress.</w:t>
       </w:r>
     </w:p>
     <w:p>
-      <w:pPr>
-        <w:spacing w:after="40" w:before="120"/>
-      </w:pPr>
       <w:r>
-        <w:rPr>
-          <w:b w:val="0"/>
-          <w:i w:val="0"/>
-          <w:sz w:val="22"/>
-        </w:rPr>
-        <w:t>Question: Which of the following is a recognized high-risk factor in pregnancy that requires referral to a higher facility?</w:t>
+        <w:t xml:space="preserve">Positive Marks: 1</w:t>
       </w:r>
     </w:p>
     <w:p>
-      <w:pPr>
-        <w:spacing w:after="0" w:before="0"/>
-      </w:pPr>
       <w:r>
-        <w:rPr>
-          <w:b w:val="0"/>
-          <w:i w:val="0"/>
-          <w:sz w:val="22"/>
-        </w:rPr>
-        <w:t>(a) Maternal age above 35 years</w:t>
+        <w:t xml:space="preserve">Negative Marks: 0.25</w:t>
       </w:r>
     </w:p>
     <w:p>
-      <w:pPr>
-        <w:spacing w:after="0" w:before="0"/>
-      </w:pPr>
       <w:r>
-        <w:rPr>
-          <w:b w:val="0"/>
-          <w:i w:val="0"/>
-          <w:sz w:val="22"/>
-        </w:rPr>
-        <w:t>(b) Primigravida at 22 years</w:t>
+        <w:t xml:space="preserve"/>
       </w:r>
     </w:p>
     <w:p>
-      <w:pPr>
-        <w:spacing w:after="0" w:before="0"/>
-      </w:pPr>
       <w:r>
-        <w:rPr>
-          <w:b w:val="0"/>
-          <w:i w:val="0"/>
-          <w:sz w:val="22"/>
-        </w:rPr>
-        <w:t>(c) Previous normal vaginal delivery</w:t>
+        <w:t xml:space="preserve">Question: A community health nurse is planning a program to prevent anemia in pregnant women. Which intervention is most appropriate?</w:t>
       </w:r>
     </w:p>
     <w:p>
-      <w:pPr>
-        <w:spacing w:after="0" w:before="0"/>
-      </w:pPr>
       <w:r>
-        <w:rPr>
-          <w:b w:val="0"/>
-          <w:i w:val="0"/>
-          <w:sz w:val="22"/>
-        </w:rPr>
-        <w:t>(d) Height above 150 cm</w:t>
+        <w:t xml:space="preserve">(a) Distribute iron and folic acid supplements with counseling</w:t>
       </w:r>
     </w:p>
     <w:p>
-      <w:pPr>
-        <w:spacing w:after="0" w:before="40"/>
-      </w:pPr>
       <w:r>
-        <w:rPr>
-          <w:b/>
-          <w:i w:val="0"/>
-          <w:sz w:val="22"/>
-        </w:rPr>
-        <w:t>Answer: a</w:t>
+        <w:t xml:space="preserve">(b) Provide only dietary advice</w:t>
       </w:r>
     </w:p>
     <w:p>
-      <w:pPr>
-        <w:spacing w:after="0" w:before="0"/>
-      </w:pPr>
       <w:r>
-        <w:rPr>
-          <w:b w:val="0"/>
-          <w:i w:val="0"/>
-          <w:sz w:val="21"/>
-        </w:rPr>
-        <w:t>Solution: Maternal age above 35 years (and below 18), previous LSCS, twin pregnancy, anemia, and pregnancy-induced hypertension are high-risk factors warranting referral and closer antenatal surveillance. A healthy 22-year-old primigravida of normal height is low-risk.</w:t>
+        <w:t xml:space="preserve">(c) Screen after delivery only</w:t>
       </w:r>
     </w:p>
     <w:p>
-      <w:pPr>
-        <w:spacing w:after="0" w:before="0"/>
-      </w:pPr>
       <w:r>
-        <w:rPr>
-          <w:b w:val="0"/>
-          <w:i w:val="0"/>
-          <w:sz w:val="20"/>
-        </w:rPr>
-        <w:t>Positive Marks: 1</w:t>
+        <w:t xml:space="preserve">(d) Restrict protein intake</w:t>
       </w:r>
     </w:p>
     <w:p>
-      <w:pPr>
-        <w:spacing w:after="160" w:before="0"/>
-      </w:pPr>
       <w:r>
-        <w:rPr>
-          <w:b w:val="0"/>
-          <w:i w:val="0"/>
-          <w:sz w:val="20"/>
-        </w:rPr>
-        <w:t>Negative Marks: 0.25</w:t>
+        <w:t xml:space="preserve">Answer: a</w:t>
       </w:r>
     </w:p>
     <w:p>
-      <w:pPr>
-        <w:spacing w:after="40" w:before="120"/>
-      </w:pPr>
       <w:r>
-        <w:rPr>
-          <w:b w:val="0"/>
-          <w:i w:val="0"/>
-          <w:sz w:val="22"/>
-        </w:rPr>
-        <w:t>Question: Under the standard antenatal care schedule, how many antenatal visits are recommended for a low-risk pregnancy?</w:t>
+        <w:t xml:space="preserve">Solution: Iron and folic acid supplementation during pregnancy is a proven intervention to prevent anemia. Education on iron-rich foods and compliance monitoring are included.</w:t>
       </w:r>
     </w:p>
     <w:p>
-      <w:pPr>
-        <w:spacing w:after="0" w:before="0"/>
-      </w:pPr>
       <w:r>
-        <w:rPr>
-          <w:b w:val="0"/>
-          <w:i w:val="0"/>
-          <w:sz w:val="22"/>
-        </w:rPr>
-        <w:t>(a) Two visits</w:t>
+        <w:t xml:space="preserve">Positive Marks: 1</w:t>
       </w:r>
     </w:p>
     <w:p>
-      <w:pPr>
-        <w:spacing w:after="0" w:before="0"/>
-      </w:pPr>
       <w:r>
-        <w:rPr>
-          <w:b w:val="0"/>
-          <w:i w:val="0"/>
-          <w:sz w:val="22"/>
-        </w:rPr>
-        <w:t>(b) Four visits</w:t>
+        <w:t xml:space="preserve">Negative Marks: 0.25</w:t>
       </w:r>
     </w:p>
     <w:p>
-      <w:pPr>
-        <w:spacing w:after="0" w:before="0"/>
-      </w:pPr>
       <w:r>
-        <w:rPr>
-          <w:b w:val="0"/>
-          <w:i w:val="0"/>
-          <w:sz w:val="22"/>
-        </w:rPr>
-        <w:t>(c) Six visits</w:t>
+        <w:t xml:space="preserve"/>
       </w:r>
     </w:p>
     <w:p>
-      <w:pPr>
-        <w:spacing w:after="0" w:before="0"/>
-      </w:pPr>
       <w:r>
-        <w:rPr>
-          <w:b w:val="0"/>
-          <w:i w:val="0"/>
-          <w:sz w:val="22"/>
-        </w:rPr>
-        <w:t>(d) Ten visits</w:t>
+        <w:t xml:space="preserve">Question: A nurse is calculating the maternal mortality ratio. The formula uses:</w:t>
       </w:r>
     </w:p>
     <w:p>
-      <w:pPr>
-        <w:spacing w:after="0" w:before="40"/>
-      </w:pPr>
       <w:r>
-        <w:rPr>
-          <w:b/>
-          <w:i w:val="0"/>
-          <w:sz w:val="22"/>
-        </w:rPr>
-        <w:t>Answer: b</w:t>
+        <w:t xml:space="preserve">(a) Maternal deaths per 100,000 live births</w:t>
       </w:r>
     </w:p>
     <w:p>
-      <w:pPr>
-        <w:spacing w:after="0" w:before="0"/>
-      </w:pPr>
       <w:r>
-        <w:rPr>
-          <w:b w:val="0"/>
-          <w:i w:val="0"/>
-          <w:sz w:val="21"/>
-        </w:rPr>
-        <w:t>Solution: WHO and national guidelines recommend at least 4 antenatal visits for a low-risk pregnancy (booking by 12-16 weeks, then at intervals), though more frequent visits are advised for high-risk mothers. Four visits remain the accepted minimum.</w:t>
+        <w:t xml:space="preserve">(b) Maternal deaths per 1000 live births</w:t>
       </w:r>
     </w:p>
     <w:p>
-      <w:pPr>
-        <w:spacing w:after="0" w:before="0"/>
-      </w:pPr>
       <w:r>
-        <w:rPr>
-          <w:b w:val="0"/>
-          <w:i w:val="0"/>
-          <w:sz w:val="20"/>
-        </w:rPr>
-        <w:t>Positive Marks: 1</w:t>
+        <w:t xml:space="preserve">(c) Infant deaths per 1000 live births</w:t>
       </w:r>
     </w:p>
     <w:p>
-      <w:pPr>
-        <w:spacing w:after="160" w:before="0"/>
-      </w:pPr>
       <w:r>
-        <w:rPr>
-          <w:b w:val="0"/>
-          <w:i w:val="0"/>
-          <w:sz w:val="20"/>
-        </w:rPr>
-        <w:t>Negative Marks: 0.25</w:t>
+        <w:t xml:space="preserve">(d) Total deaths per 1000 population</w:t>
       </w:r>
     </w:p>
     <w:p>
-      <w:pPr>
-        <w:spacing w:after="40" w:before="120"/>
-      </w:pPr>
       <w:r>
-        <w:rPr>
-          <w:b w:val="0"/>
-          <w:i w:val="0"/>
-          <w:sz w:val="22"/>
-        </w:rPr>
-        <w:t>Question: The family, with its close and intimate face-to-face relationships, is the classic example of which type of group?</w:t>
+        <w:t xml:space="preserve">Answer: a</w:t>
       </w:r>
     </w:p>
     <w:p>
-      <w:pPr>
-        <w:spacing w:after="0" w:before="0"/>
-      </w:pPr>
       <w:r>
-        <w:rPr>
-          <w:b w:val="0"/>
-          <w:i w:val="0"/>
-          <w:sz w:val="22"/>
-        </w:rPr>
-        <w:t>(a) Family</w:t>
+        <w:t xml:space="preserve">Solution: The maternal mortality ratio is the number of maternal deaths per 100,000 live births in a year — a key indicator of maternal health services.</w:t>
       </w:r>
     </w:p>
     <w:p>
-      <w:pPr>
-        <w:spacing w:after="0" w:before="0"/>
-      </w:pPr>
       <w:r>
-        <w:rPr>
-          <w:b w:val="0"/>
-          <w:i w:val="0"/>
-          <w:sz w:val="22"/>
-        </w:rPr>
-        <w:t>(b) Political party</w:t>
+        <w:t xml:space="preserve">Positive Marks: 1</w:t>
       </w:r>
     </w:p>
     <w:p>
-      <w:pPr>
-        <w:spacing w:after="0" w:before="0"/>
-      </w:pPr>
       <w:r>
-        <w:rPr>
-          <w:b w:val="0"/>
-          <w:i w:val="0"/>
-          <w:sz w:val="22"/>
-        </w:rPr>
-        <w:t>(c) Hospital staff association</w:t>
+        <w:t xml:space="preserve">Negative Marks: 0.25</w:t>
       </w:r>
     </w:p>
     <w:p>
-      <w:pPr>
-        <w:spacing w:after="0" w:before="0"/>
-      </w:pPr>
       <w:r>
-        <w:rPr>
-          <w:b w:val="0"/>
-          <w:i w:val="0"/>
-          <w:sz w:val="22"/>
-        </w:rPr>
-        <w:t>(d) Trade union</w:t>
+        <w:t xml:space="preserve"/>
       </w:r>
     </w:p>
     <w:p>
-      <w:pPr>
-        <w:spacing w:after="0" w:before="40"/>
-      </w:pPr>
       <w:r>
-        <w:rPr>
-          <w:b/>
-          <w:i w:val="0"/>
-          <w:sz w:val="22"/>
-        </w:rPr>
-        <w:t>Answer: a</w:t>
+        <w:t xml:space="preserve">Question: A client is prescribed 0.5 mg of a medication. The available tablet strength is 0.25 mg. The nurse should administer:</w:t>
       </w:r>
     </w:p>
     <w:p>
-      <w:pPr>
-        <w:spacing w:after="0" w:before="0"/>
-      </w:pPr>
       <w:r>
-        <w:rPr>
-          <w:b w:val="0"/>
-          <w:i w:val="0"/>
-          <w:sz w:val="21"/>
-        </w:rPr>
-        <w:t>Solution: A primary group is characterized by close, intimate, face-to-face relationships, with the family as the classic example. Political parties, staff associations, and unions are secondary groups based on formal, impersonal relationships.</w:t>
+        <w:t xml:space="preserve">(a) Two tablets</w:t>
       </w:r>
     </w:p>
     <w:p>
-      <w:pPr>
-        <w:spacing w:after="0" w:before="0"/>
-      </w:pPr>
       <w:r>
-        <w:rPr>
-          <w:b w:val="0"/>
-          <w:i w:val="0"/>
-          <w:sz w:val="20"/>
-        </w:rPr>
-        <w:t>Positive Marks: 1</w:t>
+        <w:t xml:space="preserve">(b) Half a tablet</w:t>
       </w:r>
     </w:p>
     <w:p>
-      <w:pPr>
-        <w:spacing w:after="160" w:before="0"/>
-      </w:pPr>
       <w:r>
-        <w:rPr>
-          <w:b w:val="0"/>
-          <w:i w:val="0"/>
-          <w:sz w:val="20"/>
-        </w:rPr>
-        <w:t>Negative Marks: 0.25</w:t>
+        <w:t xml:space="preserve">(c) Four tablets</w:t>
       </w:r>
     </w:p>
     <w:p>
-      <w:pPr>
-        <w:spacing w:after="40" w:before="120"/>
-      </w:pPr>
       <w:r>
-        <w:rPr>
-          <w:b w:val="0"/>
-          <w:i w:val="0"/>
-          <w:sz w:val="22"/>
-        </w:rPr>
-        <w:t>Question: A ward in-charge involves staff in decision-making, encourages discussion, and considers their suggestions before implementing changes. This is an example of which leadership style?</w:t>
+        <w:t xml:space="preserve">(d) One tablet</w:t>
       </w:r>
     </w:p>
     <w:p>
-      <w:pPr>
-        <w:spacing w:after="0" w:before="0"/>
-      </w:pPr>
       <w:r>
-        <w:rPr>
-          <w:b w:val="0"/>
-          <w:i w:val="0"/>
-          <w:sz w:val="22"/>
-        </w:rPr>
-        <w:t>(a) Autocratic</w:t>
+        <w:t xml:space="preserve">Answer: a</w:t>
       </w:r>
     </w:p>
     <w:p>
-      <w:pPr>
-        <w:spacing w:after="0" w:before="0"/>
-      </w:pPr>
       <w:r>
-        <w:rPr>
-          <w:b w:val="0"/>
-          <w:i w:val="0"/>
-          <w:sz w:val="22"/>
-        </w:rPr>
-        <w:t>(b) Democratic</w:t>
+        <w:t xml:space="preserve">Solution: 0.5 mg ÷ 0.25 mg = 2 tablets.</w:t>
       </w:r>
     </w:p>
     <w:p>
-      <w:pPr>
-        <w:spacing w:after="0" w:before="0"/>
-      </w:pPr>
       <w:r>
-        <w:rPr>
-          <w:b w:val="0"/>
-          <w:i w:val="0"/>
-          <w:sz w:val="22"/>
-        </w:rPr>
-        <w:t>(c) Laissez-faire</w:t>
+        <w:t xml:space="preserve">Positive Marks: 1</w:t>
       </w:r>
     </w:p>
     <w:p>
-      <w:pPr>
-        <w:spacing w:after="0" w:before="0"/>
-      </w:pPr>
       <w:r>
-        <w:rPr>
-          <w:b w:val="0"/>
-          <w:i w:val="0"/>
-          <w:sz w:val="22"/>
-        </w:rPr>
-        <w:t>(d) Bureaucratic</w:t>
+        <w:t xml:space="preserve">Negative Marks: 0.25</w:t>
       </w:r>
     </w:p>
     <w:p>
-      <w:pPr>
-        <w:spacing w:after="0" w:before="40"/>
-      </w:pPr>
       <w:r>
-        <w:rPr>
-          <w:b/>
-          <w:i w:val="0"/>
-          <w:sz w:val="22"/>
-        </w:rPr>
-        <w:t>Answer: b</w:t>
+        <w:t xml:space="preserve"/>
       </w:r>
     </w:p>
     <w:p>
-      <w:pPr>
-        <w:spacing w:after="0" w:before="0"/>
-      </w:pPr>
       <w:r>
-        <w:rPr>
-          <w:b w:val="0"/>
-          <w:i w:val="0"/>
-          <w:sz w:val="21"/>
-        </w:rPr>
-        <w:t>Solution: Democratic (participative) leadership involves the group in decision-making, promotes collaboration, and boosts morale and job satisfaction. Autocratic leaders decide alone; laissez-faire leaders give minimal direction; bureaucratic leaders follow rules rigidly.</w:t>
+        <w:t xml:space="preserve">Question: An IV of 1000 mL is to run over 10 hours with a drop factor of 15 gtt/mL. The flow rate is:</w:t>
       </w:r>
     </w:p>
     <w:p>
-      <w:pPr>
-        <w:spacing w:after="0" w:before="0"/>
-      </w:pPr>
       <w:r>
-        <w:rPr>
-          <w:b w:val="0"/>
-          <w:i w:val="0"/>
-          <w:sz w:val="20"/>
-        </w:rPr>
-        <w:t>Positive Marks: 1</w:t>
+        <w:t xml:space="preserve">(a) 25 gtt/min</w:t>
       </w:r>
     </w:p>
     <w:p>
-      <w:pPr>
-        <w:spacing w:after="160" w:before="0"/>
-      </w:pPr>
       <w:r>
-        <w:rPr>
-          <w:b w:val="0"/>
-          <w:i w:val="0"/>
-          <w:sz w:val="20"/>
-        </w:rPr>
-        <w:t>Negative Marks: 0.25</w:t>
+        <w:t xml:space="preserve">(b) 15 gtt/min</w:t>
       </w:r>
     </w:p>
     <w:p>
-      <w:pPr>
-        <w:spacing w:after="40" w:before="120"/>
-      </w:pPr>
       <w:r>
-        <w:rPr>
-          <w:b w:val="0"/>
-          <w:i w:val="0"/>
-          <w:sz w:val="22"/>
-        </w:rPr>
-        <w:t>Question: Which food provides the highest amount of calcium per serving?</w:t>
+        <w:t xml:space="preserve">(c) 33 gtt/min</w:t>
       </w:r>
     </w:p>
     <w:p>
-      <w:pPr>
-        <w:spacing w:after="0" w:before="0"/>
-      </w:pPr>
       <w:r>
-        <w:rPr>
-          <w:b w:val="0"/>
-          <w:i w:val="0"/>
-          <w:sz w:val="22"/>
-        </w:rPr>
-        <w:t>(a) Rice</w:t>
+        <w:t xml:space="preserve">(d) 20 gtt/min</w:t>
       </w:r>
     </w:p>
     <w:p>
-      <w:pPr>
-        <w:spacing w:after="0" w:before="0"/>
-      </w:pPr>
       <w:r>
-        <w:rPr>
-          <w:b w:val="0"/>
-          <w:i w:val="0"/>
-          <w:sz w:val="22"/>
-        </w:rPr>
-        <w:t>(b) Milk and milk products</w:t>
+        <w:t xml:space="preserve">Answer: a</w:t>
       </w:r>
     </w:p>
     <w:p>
-      <w:pPr>
-        <w:spacing w:after="0" w:before="0"/>
-      </w:pPr>
       <w:r>
-        <w:rPr>
-          <w:b w:val="0"/>
-          <w:i w:val="0"/>
-          <w:sz w:val="22"/>
-        </w:rPr>
-        <w:t>(c) Banana</w:t>
+        <w:t xml:space="preserve">Solution: 1000 mL ÷ 600 min = 1.67 mL/min × 15 gtt/mL = 25 gtt/min.</w:t>
       </w:r>
     </w:p>
     <w:p>
-      <w:pPr>
-        <w:spacing w:after="0" w:before="0"/>
-      </w:pPr>
       <w:r>
-        <w:rPr>
-          <w:b w:val="0"/>
-          <w:i w:val="0"/>
-          <w:sz w:val="22"/>
-        </w:rPr>
-        <w:t>(d) Sugar</w:t>
+        <w:t xml:space="preserve">Positive Marks: 1</w:t>
       </w:r>
     </w:p>
     <w:p>
-      <w:pPr>
-        <w:spacing w:after="0" w:before="40"/>
-      </w:pPr>
       <w:r>
-        <w:rPr>
-          <w:b/>
-          <w:i w:val="0"/>
-          <w:sz w:val="22"/>
-        </w:rPr>
-        <w:t>Answer: b</w:t>
+        <w:t xml:space="preserve">Negative Marks: 0.25</w:t>
       </w:r>
     </w:p>
     <w:p>
-      <w:pPr>
-        <w:spacing w:after="0" w:before="0"/>
-      </w:pPr>
       <w:r>
-        <w:rPr>
-          <w:b w:val="0"/>
-          <w:i w:val="0"/>
-          <w:sz w:val="21"/>
-        </w:rPr>
-        <w:t>Solution: Milk and milk products are the richest common sources of bioavailable calcium. Rice, banana, and sugar contain negligible calcium. Green leafy vegetables and ragi also contribute, but dairy is the most concentrated.</w:t>
+        <w:t xml:space="preserve"/>
       </w:r>
     </w:p>
     <w:p>
-      <w:pPr>
-        <w:spacing w:after="0" w:before="0"/>
-      </w:pPr>
       <w:r>
-        <w:rPr>
-          <w:b w:val="0"/>
-          <w:i w:val="0"/>
-          <w:sz w:val="20"/>
-        </w:rPr>
-        <w:t>Positive Marks: 1</w:t>
+        <w:t xml:space="preserve">Question: A client is prescribed a 1500 kcal diabetic diet with 20% protein. The daily protein allowance in grams is:</w:t>
       </w:r>
     </w:p>
     <w:p>
-      <w:pPr>
-        <w:spacing w:after="160" w:before="0"/>
-      </w:pPr>
       <w:r>
-        <w:rPr>
-          <w:b w:val="0"/>
-          <w:i w:val="0"/>
-          <w:sz w:val="20"/>
-        </w:rPr>
-        <w:t>Negative Marks: 0.25</w:t>
+        <w:t xml:space="preserve">(a) 75 g</w:t>
       </w:r>
     </w:p>
     <w:p>
-      <w:pPr>
-        <w:spacing w:after="40" w:before="120"/>
-      </w:pPr>
       <w:r>
-        <w:rPr>
-          <w:b w:val="0"/>
-          <w:i w:val="0"/>
-          <w:sz w:val="22"/>
-        </w:rPr>
-        <w:t>Question: Typhoid fever in humans is caused by which microorganism?</w:t>
+        <w:t xml:space="preserve">(b) 60 g</w:t>
       </w:r>
     </w:p>
     <w:p>
-      <w:pPr>
-        <w:spacing w:after="0" w:before="0"/>
-      </w:pPr>
       <w:r>
-        <w:rPr>
-          <w:b w:val="0"/>
-          <w:i w:val="0"/>
-          <w:sz w:val="22"/>
-        </w:rPr>
-        <w:t>(a) Salmonella typhi</w:t>
+        <w:t xml:space="preserve">(c) 100 g</w:t>
       </w:r>
     </w:p>
     <w:p>
-      <w:pPr>
-        <w:spacing w:after="0" w:before="0"/>
-      </w:pPr>
       <w:r>
-        <w:rPr>
-          <w:b w:val="0"/>
-          <w:i w:val="0"/>
-          <w:sz w:val="22"/>
-        </w:rPr>
-        <w:t>(b) Vibrio cholerae</w:t>
+        <w:t xml:space="preserve">(d) 50 g</w:t>
       </w:r>
     </w:p>
     <w:p>
-      <w:pPr>
-        <w:spacing w:after="0" w:before="0"/>
-      </w:pPr>
       <w:r>
-        <w:rPr>
-          <w:b w:val="0"/>
-          <w:i w:val="0"/>
-          <w:sz w:val="22"/>
-        </w:rPr>
-        <w:t>(c) Shigella dysenteriae</w:t>
+        <w:t xml:space="preserve">Answer: a</w:t>
       </w:r>
     </w:p>
     <w:p>
-      <w:pPr>
-        <w:spacing w:after="0" w:before="0"/>
-      </w:pPr>
       <w:r>
-        <w:rPr>
-          <w:b w:val="0"/>
-          <w:i w:val="0"/>
-          <w:sz w:val="22"/>
-        </w:rPr>
-        <w:t>(d) Escherichia coli</w:t>
+        <w:t xml:space="preserve">Solution: 20% of 1500 = 300 kcal from protein; 300 ÷ 4 kcal/g = 75 g.</w:t>
       </w:r>
     </w:p>
     <w:p>
-      <w:pPr>
-        <w:spacing w:after="0" w:before="40"/>
-      </w:pPr>
       <w:r>
-        <w:rPr>
-          <w:b/>
-          <w:i w:val="0"/>
-          <w:sz w:val="22"/>
-        </w:rPr>
-        <w:t>Answer: a</w:t>
+        <w:t xml:space="preserve">Positive Marks: 1</w:t>
       </w:r>
     </w:p>
     <w:p>
-      <w:pPr>
-        <w:spacing w:after="0" w:before="0"/>
-      </w:pPr>
       <w:r>
-        <w:rPr>
-          <w:b w:val="0"/>
-          <w:i w:val="0"/>
-          <w:sz w:val="21"/>
-        </w:rPr>
-        <w:t>Solution: Typhoid is caused by Salmonella typhi, transmitted through contaminated food and water (fecal-oral). Vibrio cholerae causes cholera, Shigella causes bacillary dysentery, and E. coli is a common cause of gastroenteritis/UTI.</w:t>
+        <w:t xml:space="preserve">Negative Marks: 0.25</w:t>
       </w:r>
     </w:p>
     <w:p>
-      <w:pPr>
-        <w:spacing w:after="0" w:before="0"/>
-      </w:pPr>
       <w:r>
-        <w:rPr>
-          <w:b w:val="0"/>
-          <w:i w:val="0"/>
-          <w:sz w:val="20"/>
-        </w:rPr>
-        <w:t>Positive Marks: 1</w:t>
+        <w:t xml:space="preserve"/>
       </w:r>
     </w:p>
     <w:p>
-      <w:pPr>
-        <w:spacing w:after="160" w:before="0"/>
-      </w:pPr>
       <w:r>
-        <w:rPr>
-          <w:b w:val="0"/>
-          <w:i w:val="0"/>
-          <w:sz w:val="20"/>
-        </w:rPr>
-        <w:t>Negative Marks: 0.25</w:t>
+        <w:t xml:space="preserve">Question: A researcher is studying the relationship between smoking and lung cancer. The study design that follows a group of smokers and non-smokers over time is:</w:t>
+      </w:r>
+    </w:p>
+    <w:p>
+      <w:r>
+        <w:t xml:space="preserve">(a) A cohort study</w:t>
+      </w:r>
+    </w:p>
+    <w:p>
+      <w:r>
+        <w:t xml:space="preserve">(b) A case-control study</w:t>
+      </w:r>
+    </w:p>
+    <w:p>
+      <w:r>
+        <w:t xml:space="preserve">(c) A cross-sectional study</w:t>
+      </w:r>
+    </w:p>
+    <w:p>
+      <w:r>
+        <w:t xml:space="preserve">(d) A case report</w:t>
+      </w:r>
+    </w:p>
+    <w:p>
+      <w:r>
+        <w:t xml:space="preserve">Answer: a</w:t>
+      </w:r>
+    </w:p>
+    <w:p>
+      <w:r>
+        <w:t xml:space="preserve">Solution: A cohort study follows groups (cohorts) over time to compare outcomes. Case-control studies look backward from disease to exposure; cross-sectional studies measure at one point in time.</w:t>
+      </w:r>
+    </w:p>
+    <w:p>
+      <w:r>
+        <w:t xml:space="preserve">Positive Marks: 1</w:t>
+      </w:r>
+    </w:p>
+    <w:p>
+      <w:r>
+        <w:t xml:space="preserve">Negative Marks: 0.25</w:t>
+      </w:r>
+    </w:p>
+    <w:p>
+      <w:r>
+        <w:t xml:space="preserve"/>
+      </w:r>
+    </w:p>
+    <w:p>
+      <w:r>
+        <w:t xml:space="preserve">Question: A charge nurse is prioritizing care for the shift. Which client should the nurse see first?</w:t>
+      </w:r>
+    </w:p>
+    <w:p>
+      <w:r>
+        <w:t xml:space="preserve">(a) A client who is 1 day post-thyroidectomy with stridor and respiratory distress</w:t>
+      </w:r>
+    </w:p>
+    <w:p>
+      <w:r>
+        <w:t xml:space="preserve">(b) A client requesting a second blanket</w:t>
+      </w:r>
+    </w:p>
+    <w:p>
+      <w:r>
+        <w:t xml:space="preserve">(c) A client ready for discharge instructions</w:t>
+      </w:r>
+    </w:p>
+    <w:p>
+      <w:r>
+        <w:t xml:space="preserve">(d) A client who wants to make a phone call</w:t>
+      </w:r>
+    </w:p>
+    <w:p>
+      <w:r>
+        <w:t xml:space="preserve">Answer: a</w:t>
+      </w:r>
+    </w:p>
+    <w:p>
+      <w:r>
+        <w:t xml:space="preserve">Solution: Stridor and respiratory distress after thyroidectomy indicate airway compromise — the highest priority. The comfort and routine needs of stable clients wait.</w:t>
+      </w:r>
+    </w:p>
+    <w:p>
+      <w:r>
+        <w:t xml:space="preserve">Positive Marks: 1</w:t>
+      </w:r>
+    </w:p>
+    <w:p>
+      <w:r>
+        <w:t xml:space="preserve">Negative Marks: 0.25</w:t>
       </w:r>
     </w:p>
     <w:sectPr>
       <w:pgSz w:w="12240" w:h="15840"/>
-      <w:pgMar w:top="864" w:right="1008" w:bottom="864" w:left="1008" w:header="720" w:footer="720" w:gutter="0"/>
+      <w:pgMar w:top="1440" w:right="1800" w:bottom="1440" w:left="1800" w:header="720" w:footer="720" w:gutter="0"/>
       <w:cols w:space="720"/>
       <w:docGrid w:linePitch="360"/>
     </w:sectPr>
@@ -2715,10 +1365,6 @@
     <w:name w:val="Normal"/>
     <w:qFormat/>
     <w:rsid w:val="00FC693F"/>
-    <w:rPr>
-      <w:rFonts w:ascii="Calibri" w:hAnsi="Calibri"/>
-      <w:sz w:val="22"/>
-    </w:rPr>
   </w:style>
   <w:style w:type="paragraph" w:styleId="Header">
     <w:name w:val="header"/>
